--- a/Design Thinking and Innovation Project - Wrapper and Bonafide Sheet (1).docx
+++ b/Design Thinking and Innovation Project - Wrapper and Bonafide Sheet (1).docx
@@ -7,16 +7,16 @@
         <w:tblStyle w:val="TableGrid"/>
         <w:tblW w:w="9638" w:type="dxa"/>
         <w:tblInd w:w="-3" w:type="dxa"/>
-        <w:tblBorders>
-          <w:top w:val="single" w:sz="2" w:space="0" w:color="D0CECE" w:themeColor="background2" w:themeShade="E6"/>
-          <w:left w:val="single" w:sz="2" w:space="0" w:color="D0CECE" w:themeColor="background2" w:themeShade="E6"/>
-          <w:bottom w:val="single" w:sz="2" w:space="0" w:color="D0CECE" w:themeColor="background2" w:themeShade="E6"/>
-          <w:right w:val="single" w:sz="2" w:space="0" w:color="D0CECE" w:themeColor="background2" w:themeShade="E6"/>
-          <w:insideH w:val="single" w:sz="2" w:space="0" w:color="D0CECE" w:themeColor="background2" w:themeShade="E6"/>
-          <w:insideV w:val="single" w:sz="2" w:space="0" w:color="D0CECE" w:themeColor="background2" w:themeShade="E6"/>
-        </w:tblBorders>
         <w:tblLayout w:type="fixed"/>
         <w:tblLook w:val="04A0" w:firstRow="1" w:lastRow="0" w:firstColumn="1" w:lastColumn="0" w:noHBand="0" w:noVBand="1"/>
+        <w:tblBorders>
+          <w:top w:val="none" w:sz="0" w:space="0" w:color="auto"/>
+          <w:left w:val="none" w:sz="0" w:space="0" w:color="auto"/>
+          <w:bottom w:val="none" w:sz="0" w:space="0" w:color="auto"/>
+          <w:right w:val="none" w:sz="0" w:space="0" w:color="auto"/>
+          <w:insideH w:val="none" w:sz="0" w:space="0" w:color="auto"/>
+          <w:insideV w:val="none" w:sz="0" w:space="0" w:color="auto"/>
+        </w:tblBorders>
       </w:tblPr>
       <w:tblGrid>
         <w:gridCol w:w="1417"/>
@@ -33,6 +33,12 @@
           <w:tcPr>
             <w:tcW w:w="9638" w:type="dxa"/>
             <w:gridSpan w:val="5"/>
+            <w:tcBorders>
+              <w:top w:val="none" w:sz="0" w:space="0" w:color="auto"/>
+              <w:left w:val="none" w:sz="0" w:space="0" w:color="auto"/>
+              <w:bottom w:val="none" w:sz="0" w:space="0" w:color="auto"/>
+              <w:right w:val="none" w:sz="0" w:space="0" w:color="auto"/>
+            </w:tcBorders>
           </w:tcPr>
           <w:p>
             <w:pPr>
@@ -79,6 +85,12 @@
             <w:tcW w:w="2549" w:type="dxa"/>
             <w:gridSpan w:val="2"/>
             <w:vAlign w:val="bottom"/>
+            <w:tcBorders>
+              <w:top w:val="none" w:sz="0" w:space="0" w:color="auto"/>
+              <w:left w:val="none" w:sz="0" w:space="0" w:color="auto"/>
+              <w:bottom w:val="none" w:sz="0" w:space="0" w:color="auto"/>
+              <w:right w:val="none" w:sz="0" w:space="0" w:color="auto"/>
+            </w:tcBorders>
           </w:tcPr>
           <w:p>
             <w:pPr>
@@ -149,6 +161,12 @@
           <w:tcPr>
             <w:tcW w:w="7089" w:type="dxa"/>
             <w:gridSpan w:val="3"/>
+            <w:tcBorders>
+              <w:top w:val="none" w:sz="0" w:space="0" w:color="auto"/>
+              <w:left w:val="none" w:sz="0" w:space="0" w:color="auto"/>
+              <w:bottom w:val="none" w:sz="0" w:space="0" w:color="auto"/>
+              <w:right w:val="none" w:sz="0" w:space="0" w:color="auto"/>
+            </w:tcBorders>
           </w:tcPr>
           <w:p>
             <w:pPr>
@@ -296,13 +314,19 @@
       </w:tr>
       <w:tr>
         <w:trPr>
-          <w:trHeight w:val="1804"/>
+          <w:trHeight w:val="1300" w:hRule="atLeast"/>
         </w:trPr>
         <w:tc>
           <w:tcPr>
             <w:tcW w:w="2549" w:type="dxa"/>
             <w:gridSpan w:val="2"/>
             <w:vAlign w:val="bottom"/>
+            <w:tcBorders>
+              <w:top w:val="none" w:sz="0" w:space="0" w:color="auto"/>
+              <w:left w:val="none" w:sz="0" w:space="0" w:color="auto"/>
+              <w:bottom w:val="none" w:sz="0" w:space="0" w:color="auto"/>
+              <w:right w:val="none" w:sz="0" w:space="0" w:color="auto"/>
+            </w:tcBorders>
           </w:tcPr>
           <w:p>
             <w:pPr>
@@ -322,6 +346,12 @@
             <w:tcW w:w="7089" w:type="dxa"/>
             <w:gridSpan w:val="3"/>
             <w:vAlign w:val="center"/>
+            <w:tcBorders>
+              <w:top w:val="none" w:sz="0" w:space="0" w:color="auto"/>
+              <w:left w:val="none" w:sz="0" w:space="0" w:color="auto"/>
+              <w:bottom w:val="none" w:sz="0" w:space="0" w:color="auto"/>
+              <w:right w:val="none" w:sz="0" w:space="0" w:color="auto"/>
+            </w:tcBorders>
           </w:tcPr>
           <w:p>
             <w:pPr>
@@ -393,12 +423,18 @@
       </w:tr>
       <w:tr>
         <w:trPr>
-          <w:trHeight w:val="3587"/>
+          <w:trHeight w:val="2000" w:hRule="atLeast"/>
         </w:trPr>
         <w:tc>
           <w:tcPr>
             <w:tcW w:w="2549" w:type="dxa"/>
             <w:gridSpan w:val="2"/>
+            <w:tcBorders>
+              <w:top w:val="none" w:sz="0" w:space="0" w:color="auto"/>
+              <w:left w:val="none" w:sz="0" w:space="0" w:color="auto"/>
+              <w:bottom w:val="none" w:sz="0" w:space="0" w:color="auto"/>
+              <w:right w:val="none" w:sz="0" w:space="0" w:color="auto"/>
+            </w:tcBorders>
           </w:tcPr>
           <w:tbl>
             <w:tblPr>
@@ -426,6 +462,12 @@
                 <w:tcPr>
                   <w:tcW w:w="2330" w:type="dxa"/>
                   <w:vAlign w:val="center"/>
+                  <w:tcBorders>
+                    <w:top w:val="none" w:sz="0" w:space="0" w:color="auto"/>
+                    <w:left w:val="none" w:sz="0" w:space="0" w:color="auto"/>
+                    <w:bottom w:val="none" w:sz="0" w:space="0" w:color="auto"/>
+                    <w:right w:val="none" w:sz="0" w:space="0" w:color="auto"/>
+                  </w:tcBorders>
                 </w:tcPr>
                 <w:p>
                   <w:pPr>
@@ -493,55 +535,28 @@
             <w:tcW w:w="7089" w:type="dxa"/>
             <w:gridSpan w:val="3"/>
             <w:vAlign w:val="bottom"/>
+            <w:tcBorders>
+              <w:top w:val="none" w:sz="0" w:space="0" w:color="auto"/>
+              <w:left w:val="none" w:sz="0" w:space="0" w:color="auto"/>
+              <w:bottom w:val="none" w:sz="0" w:space="0" w:color="auto"/>
+              <w:right w:val="none" w:sz="0" w:space="0" w:color="auto"/>
+            </w:tcBorders>
           </w:tcPr>
           <w:p>
             <w:pPr>
-              <w:spacing w:line="360" w:lineRule="auto"/>
+              <w:spacing w:line="360" w:lineRule="auto" w:before="120" w:after="60"/>
               <w:jc w:val="right"/>
               <w:rPr>
                 <w:rFonts w:ascii="Arial" w:hAnsi="Arial" w:cs="Arial"/>
                 <w:spacing w:val="12"/>
-                <w:szCs w:val="24"/>
-              </w:rPr>
-            </w:pPr>
-          </w:p>
-          <w:p>
-            <w:pPr>
-              <w:spacing w:line="360" w:lineRule="auto"/>
-              <w:jc w:val="right"/>
+                <w:sz w:val="24"/>
+                <w:szCs w:val="24"/>
+              </w:rPr>
+            </w:pPr>
+            <w:r>
               <w:rPr>
                 <w:rFonts w:ascii="Arial" w:hAnsi="Arial" w:cs="Arial"/>
                 <w:spacing w:val="12"/>
-                <w:szCs w:val="24"/>
-              </w:rPr>
-            </w:pPr>
-          </w:p>
-          <w:p>
-            <w:pPr>
-              <w:spacing w:line="360" w:lineRule="auto"/>
-              <w:jc w:val="right"/>
-              <w:rPr>
-                <w:rFonts w:ascii="Arial" w:hAnsi="Arial" w:cs="Arial"/>
-                <w:spacing w:val="12"/>
-                <w:szCs w:val="24"/>
-              </w:rPr>
-            </w:pPr>
-          </w:p>
-          <w:p>
-            <w:pPr>
-              <w:spacing w:line="360" w:lineRule="auto"/>
-              <w:jc w:val="right"/>
-              <w:rPr>
-                <w:rFonts w:ascii="Arial" w:hAnsi="Arial" w:cs="Arial"/>
-                <w:spacing w:val="12"/>
-                <w:sz w:val="24"/>
-                <w:szCs w:val="24"/>
-              </w:rPr>
-            </w:pPr>
-            <w:r>
-              <w:rPr>
-                <w:rFonts w:ascii="Arial" w:hAnsi="Arial" w:cs="Arial"/>
-                <w:spacing w:val="12"/>
                 <w:sz w:val="24"/>
                 <w:szCs w:val="24"/>
               </w:rPr>
@@ -550,7 +565,7 @@
           </w:p>
           <w:p>
             <w:pPr>
-              <w:spacing w:line="360" w:lineRule="auto"/>
+              <w:spacing w:line="360" w:lineRule="auto" w:before="120" w:after="60"/>
               <w:jc w:val="right"/>
               <w:rPr>
                 <w:rFonts w:ascii="Arial" w:hAnsi="Arial" w:cs="Arial"/>
@@ -581,6 +596,12 @@
             <w:tcW w:w="2549" w:type="dxa"/>
             <w:gridSpan w:val="2"/>
             <w:vAlign w:val="center"/>
+            <w:tcBorders>
+              <w:top w:val="none" w:sz="0" w:space="0" w:color="auto"/>
+              <w:left w:val="none" w:sz="0" w:space="0" w:color="auto"/>
+              <w:bottom w:val="none" w:sz="0" w:space="0" w:color="auto"/>
+              <w:right w:val="none" w:sz="0" w:space="0" w:color="auto"/>
+            </w:tcBorders>
           </w:tcPr>
           <w:p>
             <w:pPr>
@@ -669,6 +690,12 @@
             <w:tcW w:w="7089" w:type="dxa"/>
             <w:gridSpan w:val="3"/>
             <w:vAlign w:val="bottom"/>
+            <w:tcBorders>
+              <w:top w:val="none" w:sz="0" w:space="0" w:color="auto"/>
+              <w:left w:val="none" w:sz="0" w:space="0" w:color="auto"/>
+              <w:bottom w:val="none" w:sz="0" w:space="0" w:color="auto"/>
+              <w:right w:val="none" w:sz="0" w:space="0" w:color="auto"/>
+            </w:tcBorders>
           </w:tcPr>
           <w:p>
             <w:pPr>
@@ -685,13 +712,19 @@
       </w:tr>
       <w:tr>
         <w:trPr>
-          <w:trHeight w:val="2551"/>
+          <w:trHeight w:val="1600" w:hRule="atLeast"/>
         </w:trPr>
         <w:tc>
           <w:tcPr>
             <w:tcW w:w="9638" w:type="dxa"/>
             <w:gridSpan w:val="5"/>
             <w:vAlign w:val="center"/>
+            <w:tcBorders>
+              <w:top w:val="none" w:sz="0" w:space="0" w:color="auto"/>
+              <w:left w:val="none" w:sz="0" w:space="0" w:color="auto"/>
+              <w:bottom w:val="none" w:sz="0" w:space="0" w:color="auto"/>
+              <w:right w:val="none" w:sz="0" w:space="0" w:color="auto"/>
+            </w:tcBorders>
           </w:tcPr>
           <w:p>
             <w:pPr>
@@ -818,6 +851,12 @@
           <w:tcPr>
             <w:tcW w:w="1417" w:type="dxa"/>
             <w:vAlign w:val="center"/>
+            <w:tcBorders>
+              <w:top w:val="none" w:sz="0" w:space="0" w:color="auto"/>
+              <w:left w:val="none" w:sz="0" w:space="0" w:color="auto"/>
+              <w:bottom w:val="none" w:sz="0" w:space="0" w:color="auto"/>
+              <w:right w:val="none" w:sz="0" w:space="0" w:color="auto"/>
+            </w:tcBorders>
           </w:tcPr>
           <w:p>
             <w:pPr>
@@ -893,6 +932,12 @@
             <w:tcW w:w="6525" w:type="dxa"/>
             <w:gridSpan w:val="3"/>
             <w:vAlign w:val="center"/>
+            <w:tcBorders>
+              <w:top w:val="none" w:sz="0" w:space="0" w:color="auto"/>
+              <w:left w:val="none" w:sz="0" w:space="0" w:color="auto"/>
+              <w:bottom w:val="none" w:sz="0" w:space="0" w:color="auto"/>
+              <w:right w:val="none" w:sz="0" w:space="0" w:color="auto"/>
+            </w:tcBorders>
           </w:tcPr>
           <w:p>
             <w:pPr>
@@ -1027,6 +1072,12 @@
           <w:tcPr>
             <w:tcW w:w="1696" w:type="dxa"/>
             <w:vAlign w:val="center"/>
+            <w:tcBorders>
+              <w:top w:val="none" w:sz="0" w:space="0" w:color="auto"/>
+              <w:left w:val="none" w:sz="0" w:space="0" w:color="auto"/>
+              <w:bottom w:val="none" w:sz="0" w:space="0" w:color="auto"/>
+              <w:right w:val="none" w:sz="0" w:space="0" w:color="auto"/>
+            </w:tcBorders>
           </w:tcPr>
           <w:p>
             <w:pPr>
@@ -1106,6 +1157,38 @@
           </w:p>
         </w:tc>
       </w:tr>
+    </w:tbl>
+    <w:p>
+      <w:pPr>
+        <w:spacing w:before="0" w:after="0" w:line="240" w:lineRule="auto"/>
+      </w:pPr>
+      <w:r>
+        <w:br w:type="page"/>
+      </w:r>
+    </w:p>
+    <w:tbl>
+      <w:tblPr>
+        <w:tblStyle w:val="TableGrid"/>
+        <w:tblW w:w="9638" w:type="dxa"/>
+        <w:tblInd w:w="-3" w:type="dxa"/>
+        <w:tblLayout w:type="fixed"/>
+        <w:tblLook w:val="04A0" w:firstRow="1" w:lastRow="0" w:firstColumn="1" w:lastColumn="0" w:noHBand="0" w:noVBand="1"/>
+        <w:tblBorders>
+          <w:top w:val="none" w:sz="0" w:space="0" w:color="auto"/>
+          <w:left w:val="none" w:sz="0" w:space="0" w:color="auto"/>
+          <w:bottom w:val="none" w:sz="0" w:space="0" w:color="auto"/>
+          <w:right w:val="none" w:sz="0" w:space="0" w:color="auto"/>
+          <w:insideH w:val="none" w:sz="0" w:space="0" w:color="auto"/>
+          <w:insideV w:val="none" w:sz="0" w:space="0" w:color="auto"/>
+        </w:tblBorders>
+      </w:tblPr>
+      <w:tblGrid>
+        <w:gridCol w:w="1417"/>
+        <w:gridCol w:w="1132"/>
+        <w:gridCol w:w="106"/>
+        <w:gridCol w:w="5287"/>
+        <w:gridCol w:w="1696"/>
+      </w:tblGrid>
       <w:tr>
         <w:tblPrEx>
           <w:tblBorders>
@@ -1124,6 +1207,12 @@
           <w:tcPr>
             <w:tcW w:w="9638" w:type="dxa"/>
             <w:gridSpan w:val="5"/>
+            <w:tcBorders>
+              <w:top w:val="none" w:sz="0" w:space="0" w:color="auto"/>
+              <w:left w:val="none" w:sz="0" w:space="0" w:color="auto"/>
+              <w:bottom w:val="none" w:sz="0" w:space="0" w:color="auto"/>
+              <w:right w:val="none" w:sz="0" w:space="0" w:color="auto"/>
+            </w:tcBorders>
           </w:tcPr>
           <w:p>
             <w:pPr>
@@ -1182,6 +1271,12 @@
             <w:tcW w:w="2655" w:type="dxa"/>
             <w:gridSpan w:val="3"/>
             <w:vAlign w:val="bottom"/>
+            <w:tcBorders>
+              <w:top w:val="none" w:sz="0" w:space="0" w:color="auto"/>
+              <w:left w:val="none" w:sz="0" w:space="0" w:color="auto"/>
+              <w:bottom w:val="none" w:sz="0" w:space="0" w:color="auto"/>
+              <w:right w:val="none" w:sz="0" w:space="0" w:color="auto"/>
+            </w:tcBorders>
           </w:tcPr>
           <w:p>
             <w:pPr>
@@ -1252,6 +1347,12 @@
           <w:tcPr>
             <w:tcW w:w="6983" w:type="dxa"/>
             <w:gridSpan w:val="2"/>
+            <w:tcBorders>
+              <w:top w:val="none" w:sz="0" w:space="0" w:color="auto"/>
+              <w:left w:val="none" w:sz="0" w:space="0" w:color="auto"/>
+              <w:bottom w:val="none" w:sz="0" w:space="0" w:color="auto"/>
+              <w:right w:val="none" w:sz="0" w:space="0" w:color="auto"/>
+            </w:tcBorders>
           </w:tcPr>
           <w:p>
             <w:pPr>
@@ -1438,13 +1539,19 @@
           </w:tblBorders>
         </w:tblPrEx>
         <w:trPr>
-          <w:trHeight w:val="1177"/>
+          <w:trHeight w:val="1300" w:hRule="atLeast"/>
         </w:trPr>
         <w:tc>
           <w:tcPr>
             <w:tcW w:w="2655" w:type="dxa"/>
             <w:gridSpan w:val="3"/>
             <w:vAlign w:val="bottom"/>
+            <w:tcBorders>
+              <w:top w:val="none" w:sz="0" w:space="0" w:color="auto"/>
+              <w:left w:val="none" w:sz="0" w:space="0" w:color="auto"/>
+              <w:bottom w:val="none" w:sz="0" w:space="0" w:color="auto"/>
+              <w:right w:val="none" w:sz="0" w:space="0" w:color="auto"/>
+            </w:tcBorders>
           </w:tcPr>
           <w:p>
             <w:pPr>
@@ -1475,6 +1582,12 @@
           <w:tcPr>
             <w:tcW w:w="6983" w:type="dxa"/>
             <w:gridSpan w:val="2"/>
+            <w:tcBorders>
+              <w:top w:val="none" w:sz="0" w:space="0" w:color="auto"/>
+              <w:left w:val="none" w:sz="0" w:space="0" w:color="auto"/>
+              <w:bottom w:val="none" w:sz="0" w:space="0" w:color="auto"/>
+              <w:right w:val="none" w:sz="0" w:space="0" w:color="auto"/>
+            </w:tcBorders>
           </w:tcPr>
           <w:p>
             <w:pPr>
@@ -1556,12 +1669,18 @@
           </w:tblBorders>
         </w:tblPrEx>
         <w:trPr>
-          <w:trHeight w:val="3587"/>
+          <w:trHeight w:val="2000" w:hRule="atLeast"/>
         </w:trPr>
         <w:tc>
           <w:tcPr>
             <w:tcW w:w="2655" w:type="dxa"/>
             <w:gridSpan w:val="3"/>
+            <w:tcBorders>
+              <w:top w:val="none" w:sz="0" w:space="0" w:color="auto"/>
+              <w:left w:val="none" w:sz="0" w:space="0" w:color="auto"/>
+              <w:bottom w:val="none" w:sz="0" w:space="0" w:color="auto"/>
+              <w:right w:val="none" w:sz="0" w:space="0" w:color="auto"/>
+            </w:tcBorders>
           </w:tcPr>
           <w:tbl>
             <w:tblPr>
@@ -1589,6 +1708,12 @@
                 <w:tcPr>
                   <w:tcW w:w="2330" w:type="dxa"/>
                   <w:vAlign w:val="center"/>
+                  <w:tcBorders>
+                    <w:top w:val="none" w:sz="0" w:space="0" w:color="auto"/>
+                    <w:left w:val="none" w:sz="0" w:space="0" w:color="auto"/>
+                    <w:bottom w:val="none" w:sz="0" w:space="0" w:color="auto"/>
+                    <w:right w:val="none" w:sz="0" w:space="0" w:color="auto"/>
+                  </w:tcBorders>
                 </w:tcPr>
                 <w:p>
                   <w:pPr>
@@ -1656,55 +1781,28 @@
             <w:tcW w:w="6983" w:type="dxa"/>
             <w:gridSpan w:val="2"/>
             <w:vAlign w:val="bottom"/>
+            <w:tcBorders>
+              <w:top w:val="none" w:sz="0" w:space="0" w:color="auto"/>
+              <w:left w:val="none" w:sz="0" w:space="0" w:color="auto"/>
+              <w:bottom w:val="none" w:sz="0" w:space="0" w:color="auto"/>
+              <w:right w:val="none" w:sz="0" w:space="0" w:color="auto"/>
+            </w:tcBorders>
           </w:tcPr>
           <w:p>
             <w:pPr>
-              <w:spacing w:line="360" w:lineRule="auto"/>
+              <w:spacing w:line="360" w:lineRule="auto" w:before="120" w:after="60"/>
               <w:jc w:val="right"/>
               <w:rPr>
                 <w:rFonts w:ascii="Arial" w:hAnsi="Arial" w:cs="Arial"/>
                 <w:spacing w:val="12"/>
-                <w:szCs w:val="24"/>
-              </w:rPr>
-            </w:pPr>
-          </w:p>
-          <w:p>
-            <w:pPr>
-              <w:spacing w:line="360" w:lineRule="auto"/>
-              <w:jc w:val="right"/>
+                <w:sz w:val="24"/>
+                <w:szCs w:val="24"/>
+              </w:rPr>
+            </w:pPr>
+            <w:r>
               <w:rPr>
                 <w:rFonts w:ascii="Arial" w:hAnsi="Arial" w:cs="Arial"/>
                 <w:spacing w:val="12"/>
-                <w:szCs w:val="24"/>
-              </w:rPr>
-            </w:pPr>
-          </w:p>
-          <w:p>
-            <w:pPr>
-              <w:spacing w:line="360" w:lineRule="auto"/>
-              <w:jc w:val="right"/>
-              <w:rPr>
-                <w:rFonts w:ascii="Arial" w:hAnsi="Arial" w:cs="Arial"/>
-                <w:spacing w:val="12"/>
-                <w:szCs w:val="24"/>
-              </w:rPr>
-            </w:pPr>
-          </w:p>
-          <w:p>
-            <w:pPr>
-              <w:spacing w:line="360" w:lineRule="auto"/>
-              <w:jc w:val="right"/>
-              <w:rPr>
-                <w:rFonts w:ascii="Arial" w:hAnsi="Arial" w:cs="Arial"/>
-                <w:spacing w:val="12"/>
-                <w:sz w:val="24"/>
-                <w:szCs w:val="24"/>
-              </w:rPr>
-            </w:pPr>
-            <w:r>
-              <w:rPr>
-                <w:rFonts w:ascii="Arial" w:hAnsi="Arial" w:cs="Arial"/>
-                <w:spacing w:val="12"/>
                 <w:sz w:val="24"/>
                 <w:szCs w:val="24"/>
               </w:rPr>
@@ -1713,7 +1811,7 @@
           </w:p>
           <w:p>
             <w:pPr>
-              <w:spacing w:line="360" w:lineRule="auto"/>
+              <w:spacing w:line="360" w:lineRule="auto" w:before="120" w:after="60"/>
               <w:jc w:val="right"/>
               <w:rPr>
                 <w:rFonts w:ascii="Arial" w:hAnsi="Arial" w:cs="Arial"/>
@@ -1754,6 +1852,12 @@
             <w:tcW w:w="2655" w:type="dxa"/>
             <w:gridSpan w:val="3"/>
             <w:vAlign w:val="center"/>
+            <w:tcBorders>
+              <w:top w:val="none" w:sz="0" w:space="0" w:color="auto"/>
+              <w:left w:val="none" w:sz="0" w:space="0" w:color="auto"/>
+              <w:bottom w:val="none" w:sz="0" w:space="0" w:color="auto"/>
+              <w:right w:val="none" w:sz="0" w:space="0" w:color="auto"/>
+            </w:tcBorders>
           </w:tcPr>
           <w:p>
             <w:pPr>
@@ -1842,6 +1946,12 @@
             <w:tcW w:w="6983" w:type="dxa"/>
             <w:gridSpan w:val="2"/>
             <w:vAlign w:val="bottom"/>
+            <w:tcBorders>
+              <w:top w:val="none" w:sz="0" w:space="0" w:color="auto"/>
+              <w:left w:val="none" w:sz="0" w:space="0" w:color="auto"/>
+              <w:bottom w:val="none" w:sz="0" w:space="0" w:color="auto"/>
+              <w:right w:val="none" w:sz="0" w:space="0" w:color="auto"/>
+            </w:tcBorders>
           </w:tcPr>
           <w:p>
             <w:pPr>
@@ -1868,13 +1978,19 @@
           </w:tblBorders>
         </w:tblPrEx>
         <w:trPr>
-          <w:trHeight w:val="2358"/>
+          <w:trHeight w:val="1600" w:hRule="atLeast"/>
         </w:trPr>
         <w:tc>
           <w:tcPr>
             <w:tcW w:w="9638" w:type="dxa"/>
             <w:gridSpan w:val="5"/>
             <w:vAlign w:val="center"/>
+            <w:tcBorders>
+              <w:top w:val="none" w:sz="0" w:space="0" w:color="auto"/>
+              <w:left w:val="none" w:sz="0" w:space="0" w:color="auto"/>
+              <w:bottom w:val="none" w:sz="0" w:space="0" w:color="auto"/>
+              <w:right w:val="none" w:sz="0" w:space="0" w:color="auto"/>
+            </w:tcBorders>
           </w:tcPr>
           <w:p>
             <w:pPr>
@@ -1999,6 +2115,12 @@
           <w:tcPr>
             <w:tcW w:w="1417" w:type="dxa"/>
             <w:vAlign w:val="center"/>
+            <w:tcBorders>
+              <w:top w:val="none" w:sz="0" w:space="0" w:color="auto"/>
+              <w:left w:val="none" w:sz="0" w:space="0" w:color="auto"/>
+              <w:bottom w:val="none" w:sz="0" w:space="0" w:color="auto"/>
+              <w:right w:val="none" w:sz="0" w:space="0" w:color="auto"/>
+            </w:tcBorders>
           </w:tcPr>
           <w:p>
             <w:pPr>
@@ -2074,6 +2196,12 @@
             <w:tcW w:w="6525" w:type="dxa"/>
             <w:gridSpan w:val="3"/>
             <w:vAlign w:val="center"/>
+            <w:tcBorders>
+              <w:top w:val="none" w:sz="0" w:space="0" w:color="auto"/>
+              <w:left w:val="none" w:sz="0" w:space="0" w:color="auto"/>
+              <w:bottom w:val="none" w:sz="0" w:space="0" w:color="auto"/>
+              <w:right w:val="none" w:sz="0" w:space="0" w:color="auto"/>
+            </w:tcBorders>
           </w:tcPr>
           <w:p>
             <w:pPr>
@@ -2189,6 +2317,12 @@
           <w:tcPr>
             <w:tcW w:w="1696" w:type="dxa"/>
             <w:vAlign w:val="center"/>
+            <w:tcBorders>
+              <w:top w:val="none" w:sz="0" w:space="0" w:color="auto"/>
+              <w:left w:val="none" w:sz="0" w:space="0" w:color="auto"/>
+              <w:bottom w:val="none" w:sz="0" w:space="0" w:color="auto"/>
+              <w:right w:val="none" w:sz="0" w:space="0" w:color="auto"/>
+            </w:tcBorders>
           </w:tcPr>
           <w:p>
             <w:pPr>
@@ -2271,6 +2405,14 @@
     </w:tbl>
     <w:p>
       <w:pPr>
+        <w:spacing w:before="0" w:after="0" w:line="240" w:lineRule="auto"/>
+      </w:pPr>
+      <w:r>
+        <w:br w:type="page"/>
+      </w:r>
+    </w:p>
+    <w:p>
+      <w:pPr>
         <w:autoSpaceDE w:val="0"/>
         <w:autoSpaceDN w:val="0"/>
         <w:adjustRightInd w:val="0"/>
@@ -2343,75 +2485,33 @@
         <w:autoSpaceDE w:val="0"/>
         <w:autoSpaceDN w:val="0"/>
         <w:adjustRightInd w:val="0"/>
-        <w:spacing w:before="240" w:after="0"/>
+        <w:spacing w:before="180" w:after="180"/>
         <w:jc w:val="center"/>
         <w:rPr>
           <w:rFonts w:ascii="Arial" w:hAnsi="Arial" w:cs="Arial"/>
-          <w:sz w:val="20"/>
-          <w:szCs w:val="20"/>
-        </w:rPr>
-      </w:pPr>
+          <w:b/>
+          <w:bCs/>
+          <w:sz w:val="28"/>
+          <w:szCs w:val="24"/>
+        </w:rPr>
+      </w:pPr>
+      <w:r>
+        <w:rPr>
+          <w:rFonts w:ascii="Arial" w:hAnsi="Arial" w:cs="Arial"/>
+          <w:b/>
+          <w:bCs/>
+          <w:sz w:val="28"/>
+          <w:szCs w:val="24"/>
+        </w:rPr>
+        <w:t>BONAFIDE CERTIFICATE</w:t>
+      </w:r>
     </w:p>
     <w:p>
       <w:pPr>
         <w:autoSpaceDE w:val="0"/>
         <w:autoSpaceDN w:val="0"/>
         <w:adjustRightInd w:val="0"/>
-        <w:spacing w:line="38" w:lineRule="exact"/>
-        <w:rPr>
-          <w:rFonts w:ascii="Arial" w:hAnsi="Arial" w:cs="Arial"/>
-          <w:sz w:val="20"/>
-          <w:szCs w:val="20"/>
-        </w:rPr>
-      </w:pPr>
-    </w:p>
-    <w:p>
-      <w:pPr>
-        <w:autoSpaceDE w:val="0"/>
-        <w:autoSpaceDN w:val="0"/>
-        <w:adjustRightInd w:val="0"/>
-        <w:spacing w:before="240" w:after="240"/>
-        <w:jc w:val="center"/>
-        <w:rPr>
-          <w:rFonts w:ascii="Arial" w:hAnsi="Arial" w:cs="Arial"/>
-          <w:b/>
-          <w:bCs/>
-          <w:sz w:val="28"/>
-          <w:szCs w:val="24"/>
-        </w:rPr>
-      </w:pPr>
-      <w:r>
-        <w:rPr>
-          <w:rFonts w:ascii="Arial" w:hAnsi="Arial" w:cs="Arial"/>
-          <w:b/>
-          <w:bCs/>
-          <w:sz w:val="28"/>
-          <w:szCs w:val="24"/>
-        </w:rPr>
-        <w:t>BONAFIDE CERTIFICATE</w:t>
-      </w:r>
-    </w:p>
-    <w:p>
-      <w:pPr>
-        <w:autoSpaceDE w:val="0"/>
-        <w:autoSpaceDN w:val="0"/>
-        <w:adjustRightInd w:val="0"/>
-        <w:spacing w:before="240" w:after="240"/>
-        <w:jc w:val="center"/>
-        <w:rPr>
-          <w:rFonts w:ascii="Arial" w:hAnsi="Arial" w:cs="Arial"/>
-          <w:b/>
-          <w:sz w:val="20"/>
-          <w:szCs w:val="20"/>
-        </w:rPr>
-      </w:pPr>
-    </w:p>
-    <w:p>
-      <w:pPr>
-        <w:autoSpaceDE w:val="0"/>
-        <w:autoSpaceDN w:val="0"/>
-        <w:adjustRightInd w:val="0"/>
-        <w:spacing w:after="0" w:line="480" w:lineRule="auto"/>
+        <w:spacing w:after="120" w:line="320" w:lineRule="auto" w:before="120"/>
         <w:jc w:val="both"/>
         <w:rPr>
           <w:rFonts w:ascii="Arial" w:hAnsi="Arial" w:cs="Arial"/>
@@ -2499,6 +2599,7 @@
         <w:tblStyle w:val="TableGrid"/>
         <w:tblW w:w="0" w:type="auto"/>
         <w:jc w:val="center"/>
+        <w:tblLook w:val="04A0" w:firstRow="1" w:lastRow="0" w:firstColumn="1" w:lastColumn="0" w:noHBand="0" w:noVBand="1"/>
         <w:tblBorders>
           <w:top w:val="none" w:sz="0" w:space="0" w:color="auto"/>
           <w:left w:val="none" w:sz="0" w:space="0" w:color="auto"/>
@@ -2507,7 +2608,6 @@
           <w:insideH w:val="none" w:sz="0" w:space="0" w:color="auto"/>
           <w:insideV w:val="none" w:sz="0" w:space="0" w:color="auto"/>
         </w:tblBorders>
-        <w:tblLook w:val="04A0" w:firstRow="1" w:lastRow="0" w:firstColumn="1" w:lastColumn="0" w:noHBand="0" w:noVBand="1"/>
       </w:tblPr>
       <w:tblGrid>
         <w:gridCol w:w="4108"/>
@@ -2521,6 +2621,12 @@
         <w:tc>
           <w:tcPr>
             <w:tcW w:w="4108" w:type="dxa"/>
+            <w:tcBorders>
+              <w:top w:val="none" w:sz="0" w:space="0" w:color="auto"/>
+              <w:left w:val="none" w:sz="0" w:space="0" w:color="auto"/>
+              <w:bottom w:val="none" w:sz="0" w:space="0" w:color="auto"/>
+              <w:right w:val="none" w:sz="0" w:space="0" w:color="auto"/>
+            </w:tcBorders>
           </w:tcPr>
           <w:p>
             <w:pPr>
@@ -2528,7 +2634,7 @@
               <w:autoSpaceDN w:val="0"/>
               <w:adjustRightInd w:val="0"/>
               <w:spacing w:line="480" w:lineRule="auto"/>
-              <w:jc w:val="both"/>
+              <w:jc w:val="center"/>
               <w:rPr>
                 <w:rFonts w:ascii="Arial" w:hAnsi="Arial" w:cs="Arial"/>
                 <w:b/>
@@ -2539,29 +2645,23 @@
             </w:pPr>
             <w:r>
               <w:rPr>
-                <w:rFonts w:ascii="Arial" w:hAnsi="Arial" w:cs="Arial"/>
-                <w:b/>
-                <w:spacing w:val="12"/>
-                <w:sz w:val="24"/>
-                <w:szCs w:val="24"/>
-              </w:rPr>
-              <w:t>A</w:t>
-            </w:r>
-            <w:r>
-              <w:rPr>
-                <w:rFonts w:ascii="Arial" w:hAnsi="Arial" w:cs="Arial"/>
-                <w:b/>
-                <w:spacing w:val="12"/>
-                <w:sz w:val="24"/>
-                <w:szCs w:val="24"/>
-              </w:rPr>
-              <w:t>BISHEIK RAJA S T</w:t>
+                <w:rFonts w:ascii="Arial" w:hAnsi="Arial"/>
+                <w:b/>
+                <w:sz w:val="24"/>
+              </w:rPr>
+              <w:t>ABHISHEIK RAJA S T</w:t>
             </w:r>
           </w:p>
         </w:tc>
         <w:tc>
           <w:tcPr>
             <w:tcW w:w="3000" w:type="dxa"/>
+            <w:tcBorders>
+              <w:top w:val="none" w:sz="0" w:space="0" w:color="auto"/>
+              <w:left w:val="none" w:sz="0" w:space="0" w:color="auto"/>
+              <w:bottom w:val="none" w:sz="0" w:space="0" w:color="auto"/>
+              <w:right w:val="none" w:sz="0" w:space="0" w:color="auto"/>
+            </w:tcBorders>
           </w:tcPr>
           <w:p>
             <w:pPr>
@@ -2569,7 +2669,7 @@
               <w:autoSpaceDN w:val="0"/>
               <w:adjustRightInd w:val="0"/>
               <w:spacing w:line="480" w:lineRule="auto"/>
-              <w:jc w:val="both"/>
+              <w:jc w:val="center"/>
               <w:rPr>
                 <w:rFonts w:ascii="Arial" w:hAnsi="Arial" w:cs="Arial"/>
                 <w:b/>
@@ -2580,23 +2680,11 @@
             </w:pPr>
             <w:r>
               <w:rPr>
-                <w:rFonts w:ascii="Arial" w:hAnsi="Arial" w:cs="Arial"/>
-                <w:b/>
-                <w:spacing w:val="12"/>
-                <w:sz w:val="24"/>
-                <w:szCs w:val="24"/>
-              </w:rPr>
-              <w:t>7228</w:t>
-            </w:r>
-            <w:r>
-              <w:rPr>
-                <w:rFonts w:ascii="Arial" w:hAnsi="Arial" w:cs="Arial"/>
-                <w:b/>
-                <w:spacing w:val="12"/>
-                <w:sz w:val="24"/>
-                <w:szCs w:val="24"/>
-              </w:rPr>
-              <w:t>25104001</w:t>
+                <w:rFonts w:ascii="Arial" w:hAnsi="Arial"/>
+                <w:b/>
+                <w:sz w:val="24"/>
+              </w:rPr>
+              <w:t>722825104001</w:t>
             </w:r>
           </w:p>
         </w:tc>
@@ -2607,21 +2695,7 @@
         <w:autoSpaceDE w:val="0"/>
         <w:autoSpaceDN w:val="0"/>
         <w:adjustRightInd w:val="0"/>
-        <w:spacing w:after="0" w:line="480" w:lineRule="auto"/>
-        <w:jc w:val="both"/>
-        <w:rPr>
-          <w:rFonts w:ascii="Arial" w:hAnsi="Arial" w:cs="Arial"/>
-          <w:sz w:val="28"/>
-          <w:szCs w:val="20"/>
-        </w:rPr>
-      </w:pPr>
-    </w:p>
-    <w:p>
-      <w:pPr>
-        <w:autoSpaceDE w:val="0"/>
-        <w:autoSpaceDN w:val="0"/>
-        <w:adjustRightInd w:val="0"/>
-        <w:spacing w:after="0" w:line="480" w:lineRule="auto"/>
+        <w:spacing w:after="180" w:line="480" w:lineRule="auto" w:before="120"/>
         <w:jc w:val="both"/>
         <w:rPr>
           <w:rFonts w:ascii="Arial" w:hAnsi="Arial" w:cs="Arial"/>
@@ -2637,26 +2711,20 @@
         </w:rPr>
         <w:t>who carried out the project work under my supervision.</w:t>
       </w:r>
-    </w:p>
-    <w:p>
-      <w:pPr>
-        <w:autoSpaceDE w:val="0"/>
-        <w:autoSpaceDN w:val="0"/>
-        <w:adjustRightInd w:val="0"/>
-        <w:spacing w:after="0" w:line="360" w:lineRule="auto"/>
-        <w:jc w:val="both"/>
-        <w:rPr>
-          <w:rFonts w:ascii="Arial" w:hAnsi="Arial" w:cs="Arial"/>
-          <w:sz w:val="20"/>
-          <w:szCs w:val="20"/>
-        </w:rPr>
-      </w:pPr>
     </w:p>
     <w:tbl>
       <w:tblPr>
         <w:tblW w:w="5000" w:type="pct"/>
         <w:jc w:val="center"/>
         <w:tblLook w:val="0000" w:firstRow="0" w:lastRow="0" w:firstColumn="0" w:lastColumn="0" w:noHBand="0" w:noVBand="0"/>
+        <w:tblBorders>
+          <w:top w:val="none" w:sz="0" w:space="0" w:color="auto"/>
+          <w:left w:val="none" w:sz="0" w:space="0" w:color="auto"/>
+          <w:bottom w:val="none" w:sz="0" w:space="0" w:color="auto"/>
+          <w:right w:val="none" w:sz="0" w:space="0" w:color="auto"/>
+          <w:insideH w:val="none" w:sz="0" w:space="0" w:color="auto"/>
+          <w:insideV w:val="none" w:sz="0" w:space="0" w:color="auto"/>
+        </w:tblBorders>
       </w:tblPr>
       <w:tblGrid>
         <w:gridCol w:w="5179"/>
@@ -2669,71 +2737,65 @@
         </w:trPr>
         <w:tc>
           <w:tcPr>
-            <w:tcW w:w="2687" w:type="pct"/>
+            <w:tcW w:w="4814" w:type="dxa"/>
+            <w:tcBorders>
+              <w:top w:val="none" w:sz="0" w:space="0" w:color="auto"/>
+              <w:left w:val="none" w:sz="0" w:space="0" w:color="auto"/>
+              <w:bottom w:val="none" w:sz="0" w:space="0" w:color="auto"/>
+              <w:right w:val="none" w:sz="0" w:space="0" w:color="auto"/>
+            </w:tcBorders>
           </w:tcPr>
           <w:p>
             <w:pPr>
               <w:autoSpaceDE w:val="0"/>
               <w:autoSpaceDN w:val="0"/>
               <w:adjustRightInd w:val="0"/>
-              <w:spacing w:after="0" w:line="360" w:lineRule="auto"/>
-              <w:jc w:val="both"/>
-              <w:rPr>
-                <w:rFonts w:ascii="Arial" w:hAnsi="Arial" w:cs="Arial"/>
-                <w:sz w:val="24"/>
-                <w:szCs w:val="24"/>
-              </w:rPr>
-            </w:pPr>
-            <w:r>
-              <w:rPr>
-                <w:rFonts w:ascii="Arial" w:hAnsi="Arial" w:cs="Arial"/>
-                <w:sz w:val="24"/>
-                <w:szCs w:val="24"/>
-              </w:rPr>
-              <w:t>--------------------------------</w:t>
-            </w:r>
-            <w:r>
-              <w:rPr>
-                <w:rFonts w:ascii="Arial" w:hAnsi="Arial" w:cs="Arial"/>
-                <w:sz w:val="24"/>
-                <w:szCs w:val="24"/>
-              </w:rPr>
-              <w:t>---------</w:t>
+              <w:spacing w:after="0" w:line="360" w:lineRule="auto" w:before="140"/>
+              <w:jc w:val="center"/>
+              <w:rPr>
+                <w:rFonts w:ascii="Arial" w:hAnsi="Arial" w:cs="Arial"/>
+                <w:sz w:val="24"/>
+                <w:szCs w:val="24"/>
+              </w:rPr>
+            </w:pPr>
+            <w:r>
+              <w:rPr>
+                <w:rFonts w:ascii="Arial" w:hAnsi="Arial"/>
+                <w:sz w:val="24"/>
+              </w:rPr>
+              <w:t>_________________________</w:t>
             </w:r>
           </w:p>
         </w:tc>
         <w:tc>
           <w:tcPr>
-            <w:tcW w:w="2313" w:type="pct"/>
+            <w:tcW w:w="4814" w:type="dxa"/>
+            <w:tcBorders>
+              <w:top w:val="none" w:sz="0" w:space="0" w:color="auto"/>
+              <w:left w:val="none" w:sz="0" w:space="0" w:color="auto"/>
+              <w:bottom w:val="none" w:sz="0" w:space="0" w:color="auto"/>
+              <w:right w:val="none" w:sz="0" w:space="0" w:color="auto"/>
+            </w:tcBorders>
           </w:tcPr>
           <w:p>
             <w:pPr>
               <w:autoSpaceDE w:val="0"/>
               <w:autoSpaceDN w:val="0"/>
               <w:adjustRightInd w:val="0"/>
-              <w:spacing w:after="0" w:line="360" w:lineRule="auto"/>
-              <w:jc w:val="both"/>
-              <w:rPr>
-                <w:rFonts w:ascii="Arial" w:hAnsi="Arial" w:cs="Arial"/>
-                <w:sz w:val="24"/>
-                <w:szCs w:val="24"/>
-              </w:rPr>
-            </w:pPr>
-            <w:r>
-              <w:rPr>
-                <w:rFonts w:ascii="Arial" w:hAnsi="Arial" w:cs="Arial"/>
-                <w:sz w:val="24"/>
-                <w:szCs w:val="24"/>
-              </w:rPr>
-              <w:t>--------------------------------</w:t>
-            </w:r>
-            <w:r>
-              <w:rPr>
-                <w:rFonts w:ascii="Arial" w:hAnsi="Arial" w:cs="Arial"/>
-                <w:sz w:val="24"/>
-                <w:szCs w:val="24"/>
-              </w:rPr>
-              <w:t>---------</w:t>
+              <w:spacing w:after="0" w:line="360" w:lineRule="auto" w:before="140"/>
+              <w:jc w:val="center"/>
+              <w:rPr>
+                <w:rFonts w:ascii="Arial" w:hAnsi="Arial" w:cs="Arial"/>
+                <w:sz w:val="24"/>
+                <w:szCs w:val="24"/>
+              </w:rPr>
+            </w:pPr>
+            <w:r>
+              <w:rPr>
+                <w:rFonts w:ascii="Arial" w:hAnsi="Arial"/>
+                <w:sz w:val="24"/>
+              </w:rPr>
+              <w:t>_________________________</w:t>
             </w:r>
           </w:p>
         </w:tc>
@@ -2745,15 +2807,21 @@
         </w:trPr>
         <w:tc>
           <w:tcPr>
-            <w:tcW w:w="2687" w:type="pct"/>
+            <w:tcW w:w="4814" w:type="dxa"/>
+            <w:tcBorders>
+              <w:top w:val="none" w:sz="0" w:space="0" w:color="auto"/>
+              <w:left w:val="none" w:sz="0" w:space="0" w:color="auto"/>
+              <w:bottom w:val="none" w:sz="0" w:space="0" w:color="auto"/>
+              <w:right w:val="none" w:sz="0" w:space="0" w:color="auto"/>
+            </w:tcBorders>
           </w:tcPr>
           <w:p>
             <w:pPr>
               <w:autoSpaceDE w:val="0"/>
               <w:autoSpaceDN w:val="0"/>
               <w:adjustRightInd w:val="0"/>
-              <w:spacing w:after="0" w:line="360" w:lineRule="auto"/>
-              <w:jc w:val="both"/>
+              <w:spacing w:after="80" w:line="360" w:lineRule="auto" w:before="30"/>
+              <w:jc w:val="center"/>
               <w:rPr>
                 <w:rFonts w:ascii="Arial" w:hAnsi="Arial" w:cs="Arial"/>
                 <w:sz w:val="24"/>
@@ -2773,15 +2841,21 @@
         </w:tc>
         <w:tc>
           <w:tcPr>
-            <w:tcW w:w="2313" w:type="pct"/>
+            <w:tcW w:w="4814" w:type="dxa"/>
+            <w:tcBorders>
+              <w:top w:val="none" w:sz="0" w:space="0" w:color="auto"/>
+              <w:left w:val="none" w:sz="0" w:space="0" w:color="auto"/>
+              <w:bottom w:val="none" w:sz="0" w:space="0" w:color="auto"/>
+              <w:right w:val="none" w:sz="0" w:space="0" w:color="auto"/>
+            </w:tcBorders>
           </w:tcPr>
           <w:p>
             <w:pPr>
               <w:autoSpaceDE w:val="0"/>
               <w:autoSpaceDN w:val="0"/>
               <w:adjustRightInd w:val="0"/>
-              <w:spacing w:after="0" w:line="360" w:lineRule="auto"/>
-              <w:jc w:val="both"/>
+              <w:spacing w:after="80" w:line="360" w:lineRule="auto" w:before="30"/>
+              <w:jc w:val="center"/>
               <w:rPr>
                 <w:rFonts w:ascii="Arial" w:hAnsi="Arial" w:cs="Arial"/>
                 <w:b/>
@@ -2808,15 +2882,21 @@
         </w:trPr>
         <w:tc>
           <w:tcPr>
-            <w:tcW w:w="2687" w:type="pct"/>
+            <w:tcW w:w="4814" w:type="dxa"/>
+            <w:tcBorders>
+              <w:top w:val="none" w:sz="0" w:space="0" w:color="auto"/>
+              <w:left w:val="none" w:sz="0" w:space="0" w:color="auto"/>
+              <w:bottom w:val="none" w:sz="0" w:space="0" w:color="auto"/>
+              <w:right w:val="none" w:sz="0" w:space="0" w:color="auto"/>
+            </w:tcBorders>
           </w:tcPr>
           <w:p>
             <w:pPr>
               <w:autoSpaceDE w:val="0"/>
               <w:autoSpaceDN w:val="0"/>
               <w:adjustRightInd w:val="0"/>
-              <w:spacing w:after="0" w:line="360" w:lineRule="auto"/>
-              <w:jc w:val="both"/>
+              <w:spacing w:after="0" w:line="240" w:lineRule="auto" w:before="0"/>
+              <w:jc w:val="center"/>
               <w:rPr>
                 <w:rFonts w:ascii="Arial" w:hAnsi="Arial" w:cs="Arial"/>
                 <w:sz w:val="24"/>
@@ -2888,8 +2968,8 @@
               <w:autoSpaceDE w:val="0"/>
               <w:autoSpaceDN w:val="0"/>
               <w:adjustRightInd w:val="0"/>
-              <w:spacing w:after="0" w:line="360" w:lineRule="auto"/>
-              <w:jc w:val="both"/>
+              <w:spacing w:after="0" w:line="240" w:lineRule="auto" w:before="0"/>
+              <w:jc w:val="center"/>
               <w:rPr>
                 <w:rFonts w:ascii="Arial" w:hAnsi="Arial" w:cs="Arial"/>
                 <w:b/>
@@ -2912,8 +2992,8 @@
               <w:autoSpaceDE w:val="0"/>
               <w:autoSpaceDN w:val="0"/>
               <w:adjustRightInd w:val="0"/>
-              <w:spacing w:after="0" w:line="360" w:lineRule="auto"/>
-              <w:jc w:val="both"/>
+              <w:spacing w:after="0" w:line="240" w:lineRule="auto" w:before="0"/>
+              <w:jc w:val="center"/>
               <w:rPr>
                 <w:rFonts w:ascii="Arial" w:hAnsi="Arial" w:cs="Arial"/>
                 <w:sz w:val="24"/>
@@ -2942,12 +3022,13 @@
               <w:autoSpaceDE w:val="0"/>
               <w:autoSpaceDN w:val="0"/>
               <w:adjustRightInd w:val="0"/>
-              <w:spacing w:after="0" w:line="360" w:lineRule="auto"/>
-              <w:rPr>
-                <w:rFonts w:ascii="Arial" w:hAnsi="Arial" w:cs="Arial"/>
-                <w:sz w:val="24"/>
-                <w:szCs w:val="24"/>
-              </w:rPr>
+              <w:spacing w:after="0" w:line="240" w:lineRule="auto" w:before="0"/>
+              <w:rPr>
+                <w:rFonts w:ascii="Arial" w:hAnsi="Arial" w:cs="Arial"/>
+                <w:sz w:val="24"/>
+                <w:szCs w:val="24"/>
+              </w:rPr>
+              <w:jc w:val="center"/>
             </w:pPr>
             <w:r>
               <w:rPr>
@@ -2971,13 +3052,14 @@
               <w:autoSpaceDE w:val="0"/>
               <w:autoSpaceDN w:val="0"/>
               <w:adjustRightInd w:val="0"/>
-              <w:spacing w:after="0" w:line="360" w:lineRule="auto"/>
-              <w:rPr>
-                <w:rFonts w:ascii="Arial" w:hAnsi="Arial" w:cs="Arial"/>
-                <w:b/>
-                <w:sz w:val="24"/>
-                <w:szCs w:val="24"/>
-              </w:rPr>
+              <w:spacing w:after="0" w:line="240" w:lineRule="auto" w:before="0"/>
+              <w:rPr>
+                <w:rFonts w:ascii="Arial" w:hAnsi="Arial" w:cs="Arial"/>
+                <w:b/>
+                <w:sz w:val="24"/>
+                <w:szCs w:val="24"/>
+              </w:rPr>
+              <w:jc w:val="center"/>
             </w:pPr>
             <w:r>
               <w:rPr>
@@ -2991,15 +3073,21 @@
         </w:tc>
         <w:tc>
           <w:tcPr>
-            <w:tcW w:w="2313" w:type="pct"/>
+            <w:tcW w:w="4814" w:type="dxa"/>
+            <w:tcBorders>
+              <w:top w:val="none" w:sz="0" w:space="0" w:color="auto"/>
+              <w:left w:val="none" w:sz="0" w:space="0" w:color="auto"/>
+              <w:bottom w:val="none" w:sz="0" w:space="0" w:color="auto"/>
+              <w:right w:val="none" w:sz="0" w:space="0" w:color="auto"/>
+            </w:tcBorders>
           </w:tcPr>
           <w:p>
             <w:pPr>
               <w:autoSpaceDE w:val="0"/>
               <w:autoSpaceDN w:val="0"/>
               <w:adjustRightInd w:val="0"/>
-              <w:spacing w:after="0" w:line="360" w:lineRule="auto"/>
-              <w:jc w:val="both"/>
+              <w:spacing w:after="0" w:line="240" w:lineRule="auto" w:before="0"/>
+              <w:jc w:val="center"/>
               <w:rPr>
                 <w:rFonts w:ascii="Arial" w:hAnsi="Arial" w:cs="Arial"/>
                 <w:sz w:val="24"/>
@@ -3040,8 +3128,8 @@
               <w:autoSpaceDE w:val="0"/>
               <w:autoSpaceDN w:val="0"/>
               <w:adjustRightInd w:val="0"/>
-              <w:spacing w:after="0" w:line="360" w:lineRule="auto"/>
-              <w:jc w:val="both"/>
+              <w:spacing w:after="0" w:line="240" w:lineRule="auto" w:before="0"/>
+              <w:jc w:val="center"/>
               <w:rPr>
                 <w:rFonts w:ascii="Arial" w:hAnsi="Arial" w:cs="Arial"/>
                 <w:b/>
@@ -3064,8 +3152,8 @@
               <w:autoSpaceDE w:val="0"/>
               <w:autoSpaceDN w:val="0"/>
               <w:adjustRightInd w:val="0"/>
-              <w:spacing w:after="0" w:line="360" w:lineRule="auto"/>
-              <w:jc w:val="both"/>
+              <w:spacing w:after="0" w:line="240" w:lineRule="auto" w:before="0"/>
+              <w:jc w:val="center"/>
               <w:rPr>
                 <w:rFonts w:ascii="Arial" w:hAnsi="Arial" w:cs="Arial"/>
                 <w:sz w:val="24"/>
@@ -3086,8 +3174,8 @@
               <w:autoSpaceDE w:val="0"/>
               <w:autoSpaceDN w:val="0"/>
               <w:adjustRightInd w:val="0"/>
-              <w:spacing w:after="0" w:line="360" w:lineRule="auto"/>
-              <w:jc w:val="both"/>
+              <w:spacing w:after="0" w:line="240" w:lineRule="auto" w:before="0"/>
+              <w:jc w:val="center"/>
               <w:rPr>
                 <w:rFonts w:ascii="Arial" w:hAnsi="Arial" w:cs="Arial"/>
                 <w:sz w:val="24"/>
@@ -3124,12 +3212,13 @@
               <w:autoSpaceDE w:val="0"/>
               <w:autoSpaceDN w:val="0"/>
               <w:adjustRightInd w:val="0"/>
-              <w:spacing w:after="0" w:line="360" w:lineRule="auto"/>
-              <w:rPr>
-                <w:rFonts w:ascii="Arial" w:hAnsi="Arial" w:cs="Arial"/>
-                <w:sz w:val="24"/>
-                <w:szCs w:val="24"/>
-              </w:rPr>
+              <w:spacing w:after="0" w:line="240" w:lineRule="auto" w:before="0"/>
+              <w:rPr>
+                <w:rFonts w:ascii="Arial" w:hAnsi="Arial" w:cs="Arial"/>
+                <w:sz w:val="24"/>
+                <w:szCs w:val="24"/>
+              </w:rPr>
+              <w:jc w:val="center"/>
             </w:pPr>
             <w:r>
               <w:rPr>
@@ -3153,13 +3242,14 @@
               <w:autoSpaceDE w:val="0"/>
               <w:autoSpaceDN w:val="0"/>
               <w:adjustRightInd w:val="0"/>
-              <w:spacing w:after="0" w:line="360" w:lineRule="auto"/>
-              <w:rPr>
-                <w:rFonts w:ascii="Arial" w:hAnsi="Arial" w:cs="Arial"/>
-                <w:b/>
-                <w:sz w:val="24"/>
-                <w:szCs w:val="24"/>
-              </w:rPr>
+              <w:spacing w:after="0" w:line="240" w:lineRule="auto" w:before="0"/>
+              <w:rPr>
+                <w:rFonts w:ascii="Arial" w:hAnsi="Arial" w:cs="Arial"/>
+                <w:b/>
+                <w:sz w:val="24"/>
+                <w:szCs w:val="24"/>
+              </w:rPr>
+              <w:jc w:val="center"/>
             </w:pPr>
             <w:r>
               <w:rPr>
@@ -3173,19 +3263,11 @@
         </w:tc>
       </w:tr>
     </w:tbl>
-    <w:p>
-      <w:pPr>
-        <w:rPr>
-          <w:rFonts w:ascii="Arial" w:hAnsi="Arial" w:cs="Arial"/>
-          <w:sz w:val="20"/>
-          <w:szCs w:val="20"/>
-        </w:rPr>
-      </w:pPr>
-    </w:p>
     <w:tbl>
       <w:tblPr>
         <w:tblStyle w:val="TableGrid"/>
         <w:tblW w:w="0" w:type="auto"/>
+        <w:tblLook w:val="04A0" w:firstRow="1" w:lastRow="0" w:firstColumn="1" w:lastColumn="0" w:noHBand="0" w:noVBand="1"/>
         <w:tblBorders>
           <w:top w:val="none" w:sz="0" w:space="0" w:color="auto"/>
           <w:left w:val="none" w:sz="0" w:space="0" w:color="auto"/>
@@ -3194,7 +3276,6 @@
           <w:insideH w:val="none" w:sz="0" w:space="0" w:color="auto"/>
           <w:insideV w:val="none" w:sz="0" w:space="0" w:color="auto"/>
         </w:tblBorders>
-        <w:tblLook w:val="04A0" w:firstRow="1" w:lastRow="0" w:firstColumn="1" w:lastColumn="0" w:noHBand="0" w:noVBand="1"/>
       </w:tblPr>
       <w:tblGrid>
         <w:gridCol w:w="4814"/>
@@ -3208,10 +3289,16 @@
           <w:tcPr>
             <w:tcW w:w="9628" w:type="dxa"/>
             <w:gridSpan w:val="2"/>
+            <w:tcBorders>
+              <w:top w:val="none" w:sz="0" w:space="0" w:color="auto"/>
+              <w:left w:val="none" w:sz="0" w:space="0" w:color="auto"/>
+              <w:bottom w:val="none" w:sz="0" w:space="0" w:color="auto"/>
+              <w:right w:val="none" w:sz="0" w:space="0" w:color="auto"/>
+            </w:tcBorders>
           </w:tcPr>
           <w:p>
             <w:pPr>
-              <w:spacing w:line="480" w:lineRule="auto"/>
+              <w:spacing w:line="260" w:lineRule="auto" w:before="80" w:after="80"/>
               <w:jc w:val="both"/>
               <w:rPr>
                 <w:rFonts w:ascii="Arial" w:hAnsi="Arial" w:cs="Arial"/>
@@ -3304,24 +3391,6 @@
               </w:rPr>
               <w:t>…….</w:t>
             </w:r>
-          </w:p>
-          <w:p>
-            <w:pPr>
-              <w:rPr>
-                <w:rFonts w:ascii="Arial" w:hAnsi="Arial" w:cs="Arial"/>
-                <w:sz w:val="24"/>
-                <w:szCs w:val="24"/>
-              </w:rPr>
-            </w:pPr>
-          </w:p>
-          <w:p>
-            <w:pPr>
-              <w:rPr>
-                <w:rFonts w:ascii="Arial" w:hAnsi="Arial" w:cs="Arial"/>
-                <w:sz w:val="20"/>
-                <w:szCs w:val="20"/>
-              </w:rPr>
-            </w:pPr>
           </w:p>
         </w:tc>
       </w:tr>
@@ -3329,6 +3398,12 @@
         <w:tc>
           <w:tcPr>
             <w:tcW w:w="4814" w:type="dxa"/>
+            <w:tcBorders>
+              <w:top w:val="none" w:sz="0" w:space="0" w:color="auto"/>
+              <w:left w:val="none" w:sz="0" w:space="0" w:color="auto"/>
+              <w:bottom w:val="none" w:sz="0" w:space="0" w:color="auto"/>
+              <w:right w:val="none" w:sz="0" w:space="0" w:color="auto"/>
+            </w:tcBorders>
           </w:tcPr>
           <w:p>
             <w:pPr>
@@ -3349,17 +3424,6 @@
               </w:rPr>
               <w:t>_________________________</w:t>
             </w:r>
-          </w:p>
-          <w:p>
-            <w:pPr>
-              <w:jc w:val="center"/>
-              <w:rPr>
-                <w:rFonts w:ascii="Arial" w:hAnsi="Arial" w:cs="Arial"/>
-                <w:b/>
-                <w:sz w:val="24"/>
-                <w:szCs w:val="24"/>
-              </w:rPr>
-            </w:pPr>
           </w:p>
           <w:p>
             <w:pPr>
@@ -3384,6 +3448,12 @@
         <w:tc>
           <w:tcPr>
             <w:tcW w:w="4814" w:type="dxa"/>
+            <w:tcBorders>
+              <w:top w:val="none" w:sz="0" w:space="0" w:color="auto"/>
+              <w:left w:val="none" w:sz="0" w:space="0" w:color="auto"/>
+              <w:bottom w:val="none" w:sz="0" w:space="0" w:color="auto"/>
+              <w:right w:val="none" w:sz="0" w:space="0" w:color="auto"/>
+            </w:tcBorders>
           </w:tcPr>
           <w:p>
             <w:pPr>
@@ -3404,17 +3474,6 @@
               </w:rPr>
               <w:t>_________________________</w:t>
             </w:r>
-          </w:p>
-          <w:p>
-            <w:pPr>
-              <w:jc w:val="center"/>
-              <w:rPr>
-                <w:rFonts w:ascii="Arial" w:hAnsi="Arial" w:cs="Arial"/>
-                <w:b/>
-                <w:sz w:val="24"/>
-                <w:szCs w:val="24"/>
-              </w:rPr>
-            </w:pPr>
           </w:p>
           <w:p>
             <w:pPr>
@@ -3455,6 +3514,7 @@
           <w:sz w:val="20"/>
           <w:szCs w:val="20"/>
         </w:rPr>
+        <w:spacing w:before="100" w:after="0"/>
       </w:pPr>
       <w:r>
         <w:rPr>
@@ -3512,17 +3572,11 @@
     </w:p>
     <w:p>
       <w:pPr>
-        <w:spacing w:before="89" w:line="360" w:lineRule="auto"/>
-        <w:ind w:left="899" w:right="899"/>
-        <w:contextualSpacing/>
-        <w:jc w:val="center"/>
-        <w:rPr>
-          <w:rFonts w:ascii="Times New Roman" w:hAnsi="Times New Roman" w:cs="Times New Roman"/>
-          <w:b/>
-          <w:sz w:val="28"/>
-          <w:szCs w:val="28"/>
-        </w:rPr>
-      </w:pPr>
+        <w:spacing w:before="0" w:after="0" w:line="240" w:lineRule="auto"/>
+      </w:pPr>
+      <w:r>
+        <w:br w:type="page"/>
+      </w:r>
     </w:p>
     <w:p>
       <w:pPr>
@@ -3833,142 +3887,11 @@
     </w:p>
     <w:p>
       <w:pPr>
-        <w:spacing w:before="100" w:beforeAutospacing="1" w:after="100" w:afterAutospacing="1" w:line="360" w:lineRule="auto"/>
-        <w:ind w:left="720"/>
-        <w:contextualSpacing/>
-        <w:jc w:val="both"/>
-        <w:rPr>
-          <w:rFonts w:ascii="Times New Roman" w:eastAsia="Times New Roman" w:hAnsi="Times New Roman" w:cs="Times New Roman"/>
-          <w:sz w:val="28"/>
-          <w:szCs w:val="28"/>
-        </w:rPr>
-      </w:pPr>
-    </w:p>
-    <w:p>
-      <w:pPr>
-        <w:spacing w:before="89" w:line="360" w:lineRule="auto"/>
-        <w:ind w:left="450" w:right="180"/>
-        <w:contextualSpacing/>
-        <w:jc w:val="center"/>
-        <w:rPr>
-          <w:rFonts w:ascii="Times New Roman" w:hAnsi="Times New Roman" w:cs="Times New Roman"/>
-          <w:b/>
-          <w:sz w:val="28"/>
-          <w:szCs w:val="28"/>
-        </w:rPr>
-      </w:pPr>
-    </w:p>
-    <w:p>
-      <w:pPr>
-        <w:spacing w:before="89" w:line="360" w:lineRule="auto"/>
-        <w:ind w:left="450" w:right="180"/>
-        <w:contextualSpacing/>
-        <w:jc w:val="center"/>
-        <w:rPr>
-          <w:rFonts w:ascii="Times New Roman" w:hAnsi="Times New Roman" w:cs="Times New Roman"/>
-          <w:b/>
-          <w:sz w:val="28"/>
-          <w:szCs w:val="28"/>
-        </w:rPr>
-      </w:pPr>
-    </w:p>
-    <w:p>
-      <w:pPr>
-        <w:spacing w:before="89" w:line="360" w:lineRule="auto"/>
-        <w:ind w:left="450" w:right="180"/>
-        <w:contextualSpacing/>
-        <w:jc w:val="center"/>
-        <w:rPr>
-          <w:rFonts w:ascii="Times New Roman" w:hAnsi="Times New Roman" w:cs="Times New Roman"/>
-          <w:b/>
-          <w:sz w:val="28"/>
-          <w:szCs w:val="28"/>
-        </w:rPr>
-      </w:pPr>
-    </w:p>
-    <w:p>
-      <w:pPr>
-        <w:spacing w:before="89" w:line="360" w:lineRule="auto"/>
-        <w:ind w:left="450" w:right="180"/>
-        <w:contextualSpacing/>
-        <w:jc w:val="center"/>
-        <w:rPr>
-          <w:rFonts w:ascii="Times New Roman" w:hAnsi="Times New Roman" w:cs="Times New Roman"/>
-          <w:b/>
-          <w:sz w:val="28"/>
-          <w:szCs w:val="28"/>
-        </w:rPr>
-      </w:pPr>
-    </w:p>
-    <w:p>
-      <w:pPr>
-        <w:spacing w:before="89" w:line="360" w:lineRule="auto"/>
-        <w:ind w:left="450" w:right="180"/>
-        <w:contextualSpacing/>
-        <w:jc w:val="center"/>
-        <w:rPr>
-          <w:rFonts w:ascii="Times New Roman" w:hAnsi="Times New Roman" w:cs="Times New Roman"/>
-          <w:b/>
-          <w:sz w:val="28"/>
-          <w:szCs w:val="28"/>
-        </w:rPr>
-      </w:pPr>
-    </w:p>
-    <w:p>
-      <w:pPr>
-        <w:spacing w:before="89" w:line="360" w:lineRule="auto"/>
-        <w:ind w:left="450" w:right="180"/>
-        <w:contextualSpacing/>
-        <w:jc w:val="center"/>
-        <w:rPr>
-          <w:rFonts w:ascii="Times New Roman" w:hAnsi="Times New Roman" w:cs="Times New Roman"/>
-          <w:b/>
-          <w:sz w:val="28"/>
-          <w:szCs w:val="28"/>
-        </w:rPr>
-      </w:pPr>
-    </w:p>
-    <w:p>
-      <w:pPr>
-        <w:spacing w:before="89" w:line="360" w:lineRule="auto"/>
-        <w:ind w:left="450" w:right="180"/>
-        <w:contextualSpacing/>
-        <w:jc w:val="center"/>
-        <w:rPr>
-          <w:rFonts w:ascii="Times New Roman" w:hAnsi="Times New Roman" w:cs="Times New Roman"/>
-          <w:b/>
-          <w:sz w:val="28"/>
-          <w:szCs w:val="28"/>
-        </w:rPr>
-      </w:pPr>
-    </w:p>
-    <w:p>
-      <w:pPr>
-        <w:spacing w:before="89" w:line="360" w:lineRule="auto"/>
-        <w:ind w:left="450" w:right="180"/>
-        <w:contextualSpacing/>
-        <w:jc w:val="center"/>
-        <w:rPr>
-          <w:rFonts w:ascii="Times New Roman" w:hAnsi="Times New Roman" w:cs="Times New Roman"/>
-          <w:b/>
-          <w:sz w:val="28"/>
-          <w:szCs w:val="28"/>
-        </w:rPr>
-      </w:pPr>
-    </w:p>
-    <w:p>
-      <w:pPr>
-        <w:spacing w:before="89" w:line="360" w:lineRule="auto"/>
-        <w:ind w:left="450" w:right="180"/>
-        <w:contextualSpacing/>
-        <w:jc w:val="center"/>
-        <w:rPr>
-          <w:rFonts w:ascii="Times New Roman" w:hAnsi="Times New Roman" w:cs="Times New Roman"/>
-          <w:b/>
-          <w:sz w:val="28"/>
-          <w:szCs w:val="28"/>
-        </w:rPr>
-      </w:pPr>
+        <w:spacing w:before="0" w:after="0" w:line="240" w:lineRule="auto"/>
+      </w:pPr>
+      <w:r>
+        <w:br w:type="page"/>
+      </w:r>
     </w:p>
     <w:p>
       <w:pPr>
@@ -4353,72 +4276,11 @@
     </w:p>
     <w:p>
       <w:pPr>
-        <w:spacing w:before="100" w:beforeAutospacing="1" w:after="100" w:afterAutospacing="1" w:line="360" w:lineRule="auto"/>
-        <w:ind w:left="360"/>
-        <w:contextualSpacing/>
-        <w:jc w:val="both"/>
-        <w:rPr>
-          <w:rFonts w:ascii="Times New Roman" w:eastAsia="Times New Roman" w:hAnsi="Times New Roman" w:cs="Times New Roman"/>
-          <w:sz w:val="28"/>
-          <w:szCs w:val="28"/>
-        </w:rPr>
-      </w:pPr>
-    </w:p>
-    <w:p>
-      <w:pPr>
-        <w:spacing w:before="100" w:beforeAutospacing="1" w:after="100" w:afterAutospacing="1" w:line="360" w:lineRule="auto"/>
-        <w:contextualSpacing/>
-        <w:jc w:val="center"/>
-        <w:rPr>
-          <w:rFonts w:ascii="Times New Roman" w:hAnsi="Times New Roman" w:cs="Times New Roman"/>
-          <w:b/>
-          <w:sz w:val="28"/>
-          <w:szCs w:val="28"/>
-          <w:u w:color="FF0000"/>
-        </w:rPr>
-      </w:pPr>
-    </w:p>
-    <w:p>
-      <w:pPr>
-        <w:spacing w:before="100" w:beforeAutospacing="1" w:after="100" w:afterAutospacing="1" w:line="360" w:lineRule="auto"/>
-        <w:contextualSpacing/>
-        <w:jc w:val="center"/>
-        <w:rPr>
-          <w:rFonts w:ascii="Times New Roman" w:hAnsi="Times New Roman" w:cs="Times New Roman"/>
-          <w:b/>
-          <w:sz w:val="28"/>
-          <w:szCs w:val="28"/>
-          <w:u w:color="FF0000"/>
-        </w:rPr>
-      </w:pPr>
-    </w:p>
-    <w:p>
-      <w:pPr>
-        <w:spacing w:before="100" w:beforeAutospacing="1" w:after="100" w:afterAutospacing="1" w:line="360" w:lineRule="auto"/>
-        <w:contextualSpacing/>
-        <w:jc w:val="center"/>
-        <w:rPr>
-          <w:rFonts w:ascii="Times New Roman" w:hAnsi="Times New Roman" w:cs="Times New Roman"/>
-          <w:b/>
-          <w:sz w:val="28"/>
-          <w:szCs w:val="28"/>
-          <w:u w:color="FF0000"/>
-        </w:rPr>
-      </w:pPr>
-    </w:p>
-    <w:p>
-      <w:pPr>
-        <w:spacing w:before="100" w:beforeAutospacing="1" w:after="100" w:afterAutospacing="1" w:line="360" w:lineRule="auto"/>
-        <w:contextualSpacing/>
-        <w:jc w:val="center"/>
-        <w:rPr>
-          <w:rFonts w:ascii="Times New Roman" w:hAnsi="Times New Roman" w:cs="Times New Roman"/>
-          <w:b/>
-          <w:sz w:val="28"/>
-          <w:szCs w:val="28"/>
-          <w:u w:color="FF0000"/>
-        </w:rPr>
-      </w:pPr>
+        <w:spacing w:before="0" w:after="0" w:line="240" w:lineRule="auto"/>
+      </w:pPr>
+      <w:r>
+        <w:br w:type="page"/>
+      </w:r>
     </w:p>
     <w:p>
       <w:pPr>
